--- a/Volume 1/Chapter 08 - Web Applications/SPA_Vol1_Ch8_Lesson8_2a_Routing_EXTENDED.docx
+++ b/Volume 1/Chapter 08 - Web Applications/SPA_Vol1_Ch8_Lesson8_2a_Routing_EXTENDED.docx
@@ -584,6 +584,7 @@
         <w:pStyle w:val="ListBullet"/>
       </w:pPr>
       <w:r>
+        <w:lastRenderedPageBreak/>
         <w:t>POST on a page's path gets the HTML 405 page with an Allow header: Allow: GET, or in Rust, where axum writes it, allow: GET,HEAD. A path under /api/v1/ that no route matches gets Lesson 6.0's JSON 404; any other unmatched path gets the HTML 404 page.</w:t>
       </w:r>
     </w:p>
@@ -2846,7 +2847,7 @@
         <w:pStyle w:val="SourceCode"/>
       </w:pPr>
       <w:r>
-        <w:t>; with a 0 byte; eax = 1 when the whole file fit (Lesson 6.0a).</w:t>
+        <w:t>; with a 0 byte; eax = 1 when feof says the whole file fit (Lesson 6.0a).</w:t>
       </w:r>
     </w:p>
     <w:p>
@@ -3155,23 +3156,23 @@
         <w:pStyle w:val="SourceCode"/>
       </w:pPr>
       <w:r>
-        <w:t>; Remember, libmicrohttpd calls answer_request once for every request,</w:t>
-      </w:r>
-    </w:p>
-    <w:p>
-      <w:pPr>
-        <w:pStyle w:val="SourceCode"/>
-      </w:pPr>
-      <w:r>
-        <w:t>; with rdx = the connection, r8 = the path alone, r9 = the method, and</w:t>
-      </w:r>
-    </w:p>
-    <w:p>
-      <w:pPr>
-        <w:pStyle w:val="SourceCode"/>
-      </w:pPr>
-      <w:r>
-        <w:t>; more values this server does not need (Lesson 6.0a).</w:t>
+        <w:t>; Remember, libmicrohttpd calls answer_request for each request; this</w:t>
+      </w:r>
+    </w:p>
+    <w:p>
+      <w:pPr>
+        <w:pStyle w:val="SourceCode"/>
+      </w:pPr>
+      <w:r>
+        <w:t>; server answers on the first call. It uses rdx = the connection, r8 = the</w:t>
+      </w:r>
+    </w:p>
+    <w:p>
+      <w:pPr>
+        <w:pStyle w:val="SourceCode"/>
+      </w:pPr>
+      <w:r>
+        <w:t>; path alone, and r9 = the method, of its eight values (Lesson 6.0a).</w:t>
       </w:r>
     </w:p>
     <w:p>
@@ -4247,7 +4248,7 @@
         <w:pStyle w:val="SourceCode"/>
       </w:pPr>
       <w:r>
-        <w:t xml:space="preserve">    ; Remember, fflush sends the line now (Lesson 6.0a).</w:t>
+        <w:t xml:space="preserve">    ; Remember, __acrt_iob_func(1) is stdout; fflush sends it now (Lesson 6.0a).</w:t>
       </w:r>
     </w:p>
     <w:p>
@@ -6669,7 +6670,7 @@
         <w:pStyle w:val="SourceCode"/>
       </w:pPr>
       <w:r>
-        <w:t xml:space="preserve">    ; Remember, fflush sends the line now (Lesson 6.0).</w:t>
+        <w:t xml:space="preserve">    ; Remember, __acrt_iob_func(1) is stdout; fflush sends it now (Lesson 6.0a).</w:t>
       </w:r>
     </w:p>
     <w:p>
@@ -7079,15 +7080,15 @@
         <w:pStyle w:val="SourceCode"/>
       </w:pPr>
       <w:r>
-        <w:t>; Remember, every page goes through send_html, with the HTML type and</w:t>
-      </w:r>
-    </w:p>
-    <w:p>
-      <w:pPr>
-        <w:pStyle w:val="SourceCode"/>
-      </w:pPr>
-      <w:r>
-        <w:t>; nosniff.</w:t>
+        <w:t>; Remember, every page but the 405 goes through send_html, with the HTML</w:t>
+      </w:r>
+    </w:p>
+    <w:p>
+      <w:pPr>
+        <w:pStyle w:val="SourceCode"/>
+      </w:pPr>
+      <w:r>
+        <w:t>; type and nosniff; _copy gives the library its own copy of the page.</w:t>
       </w:r>
     </w:p>
     <w:p>
@@ -10240,23 +10241,23 @@
         <w:pStyle w:val="SourceCode"/>
       </w:pPr>
       <w:r>
-        <w:t>; Remember, libmicrohttpd calls answer_request once for every request,</w:t>
-      </w:r>
-    </w:p>
-    <w:p>
-      <w:pPr>
-        <w:pStyle w:val="SourceCode"/>
-      </w:pPr>
-      <w:r>
-        <w:t>; with eight values; the eighth, where save_target's copy is kept, is</w:t>
-      </w:r>
-    </w:p>
-    <w:p>
-      <w:pPr>
-        <w:pStyle w:val="SourceCode"/>
-      </w:pPr>
-      <w:r>
-        <w:t>; read at [rsp + 64] before any push (Lesson 6.0a).</w:t>
+        <w:t>; Remember, libmicrohttpd calls answer_request for each request; this</w:t>
+      </w:r>
+    </w:p>
+    <w:p>
+      <w:pPr>
+        <w:pStyle w:val="SourceCode"/>
+      </w:pPr>
+      <w:r>
+        <w:t>; server answers on the first call. Of its eight values, the eighth, where</w:t>
+      </w:r>
+    </w:p>
+    <w:p>
+      <w:pPr>
+        <w:pStyle w:val="SourceCode"/>
+      </w:pPr>
+      <w:r>
+        <w:t>; save_target's copy is kept, is read at [rsp + 64] before any push.</w:t>
       </w:r>
     </w:p>
     <w:p>
@@ -13245,15 +13246,15 @@
         <w:pStyle w:val="SourceCode"/>
       </w:pPr>
       <w:r>
-        <w:t xml:space="preserve">    // Remember, the server reads its certificate and key, then</w:t>
-      </w:r>
-    </w:p>
-    <w:p>
-      <w:pPr>
-        <w:pStyle w:val="SourceCode"/>
-      </w:pPr>
-      <w:r>
-        <w:t xml:space="preserve">    // RustlsConfig holds the TLS settings made from them (Lesson 6.0a).</w:t>
+        <w:t xml:space="preserve">    // Remember, RustlsConfig holds the TLS settings made from the two</w:t>
+      </w:r>
+    </w:p>
+    <w:p>
+      <w:pPr>
+        <w:pStyle w:val="SourceCode"/>
+      </w:pPr>
+      <w:r>
+        <w:t xml:space="preserve">    // files, and from_tcp_rustls makes the HTTPS server (Lesson 6.0a).</w:t>
       </w:r>
     </w:p>
     <w:p>
@@ -13301,7 +13302,7 @@
         <w:pStyle w:val="SourceCode"/>
       </w:pPr>
       <w:r>
-        <w:t xml:space="preserve">    // Remember, listen on 127.0.0.1, port 8765, only.</w:t>
+        <w:t xml:space="preserve">    // Remember, listen on 127.0.0.1:8765 only; tokio needs it non-blocking.</w:t>
       </w:r>
     </w:p>
     <w:p>
@@ -15136,7 +15137,7 @@
         <w:pStyle w:val="SourceCode"/>
       </w:pPr>
       <w:r>
-        <w:t>// into one response.</w:t>
+        <w:t>// into one response; to_string gives it its own copy of the lent text.</w:t>
       </w:r>
     </w:p>
     <w:p>
@@ -15258,15 +15259,15 @@
         <w:pStyle w:val="SourceCode"/>
       </w:pPr>
       <w:r>
-        <w:t>// The page of the contact with this id, or None when there is none. The</w:t>
-      </w:r>
-    </w:p>
-    <w:p>
-      <w:pPr>
-        <w:pStyle w:val="SourceCode"/>
-      </w:pPr>
-      <w:r>
-        <w:t>// pages are fixed for now; Lesson 8.3a reads the contacts as data.</w:t>
+        <w:t>// The page of the contact with this id, or None; fixed until Lesson 8.3a.</w:t>
+      </w:r>
+    </w:p>
+    <w:p>
+      <w:pPr>
+        <w:pStyle w:val="SourceCode"/>
+      </w:pPr>
+      <w:r>
+        <w:t>// Remember, a &amp;'static str lives for the whole run, as these consts do.</w:t>
       </w:r>
     </w:p>
     <w:p>
@@ -15874,15 +15875,15 @@
         <w:pStyle w:val="SourceCode"/>
       </w:pPr>
       <w:r>
-        <w:t xml:space="preserve">    // Remember, each failure to start gives two Error lines and exit</w:t>
-      </w:r>
-    </w:p>
-    <w:p>
-      <w:pPr>
-        <w:pStyle w:val="SourceCode"/>
-      </w:pPr>
-      <w:r>
-        <w:t xml:space="preserve">    // code 1 (Lesson 6.0a).</w:t>
+        <w:t xml:space="preserve">    // Remember, each failed step reports why and exits with code 1; tokio</w:t>
+      </w:r>
+    </w:p>
+    <w:p>
+      <w:pPr>
+        <w:pStyle w:val="SourceCode"/>
+      </w:pPr>
+      <w:r>
+        <w:t xml:space="preserve">    // needs a non-blocking listener, and from_tcp_rustls makes the server.</w:t>
       </w:r>
     </w:p>
     <w:p>
@@ -19976,15 +19977,15 @@
         <w:pStyle w:val="SourceCode"/>
       </w:pPr>
       <w:r>
-        <w:t>%% Remember, every page goes through send_html, with the HTML type and</w:t>
-      </w:r>
-    </w:p>
-    <w:p>
-      <w:pPr>
-        <w:pStyle w:val="SourceCode"/>
-      </w:pPr>
-      <w:r>
-        <w:t>%% nosniff.</w:t>
+        <w:t>%% Remember, every page but the 405 goes through send_html, with the HTML</w:t>
+      </w:r>
+    </w:p>
+    <w:p>
+      <w:pPr>
+        <w:pStyle w:val="SourceCode"/>
+      </w:pPr>
+      <w:r>
+        <w:t>%% type and nosniff; the 405 adds allow, so handle_method_not_allowed sends it.</w:t>
       </w:r>
     </w:p>
     <w:p>
@@ -28586,6 +28587,14 @@
       </w:pPr>
       <w:r>
         <w:t>Erlang: add ?NEW_CONTACT_PAGE and handle_new_contact, a route {?CONTACTS_PAGE_PATH "/new", server, new_contact} in routes() before '_', and a route_request clause for &lt;&lt;"GET"&gt;&gt; and new_contact before the last clause. The order of the two contact routes does not matter here: the int constraint never lets :id take new.</w:t>
+      </w:r>
+    </w:p>
+    <w:p>
+      <w:pPr>
+        <w:pStyle w:val="ListBullet"/>
+      </w:pPr>
+      <w:r>
+        <w:t>Update the comments the change makes stale too: in Erlang, the comment above routes() says a segment such as new reaches the '_' route; it now reaches new_contact.</w:t>
       </w:r>
     </w:p>
     <w:p>
@@ -29121,31 +29130,31 @@
       </w:rPr>
     </w:lvl>
   </w:abstractNum>
-  <w:num w:numId="1" w16cid:durableId="397821949">
+  <w:num w:numId="1" w16cid:durableId="766729423">
     <w:abstractNumId w:val="8"/>
   </w:num>
-  <w:num w:numId="2" w16cid:durableId="380787473">
+  <w:num w:numId="2" w16cid:durableId="598220573">
     <w:abstractNumId w:val="6"/>
   </w:num>
-  <w:num w:numId="3" w16cid:durableId="1772243042">
+  <w:num w:numId="3" w16cid:durableId="1115833844">
     <w:abstractNumId w:val="5"/>
   </w:num>
-  <w:num w:numId="4" w16cid:durableId="508519682">
+  <w:num w:numId="4" w16cid:durableId="1772890156">
     <w:abstractNumId w:val="4"/>
   </w:num>
-  <w:num w:numId="5" w16cid:durableId="2007709754">
+  <w:num w:numId="5" w16cid:durableId="1959877197">
     <w:abstractNumId w:val="7"/>
   </w:num>
-  <w:num w:numId="6" w16cid:durableId="331640552">
+  <w:num w:numId="6" w16cid:durableId="275527581">
     <w:abstractNumId w:val="3"/>
   </w:num>
-  <w:num w:numId="7" w16cid:durableId="166096596">
+  <w:num w:numId="7" w16cid:durableId="1840804558">
     <w:abstractNumId w:val="2"/>
   </w:num>
-  <w:num w:numId="8" w16cid:durableId="1610628428">
+  <w:num w:numId="8" w16cid:durableId="767584939">
     <w:abstractNumId w:val="1"/>
   </w:num>
-  <w:num w:numId="9" w16cid:durableId="46103278">
+  <w:num w:numId="9" w16cid:durableId="1388340176">
     <w:abstractNumId w:val="0"/>
   </w:num>
 </w:numbering>

--- a/Volume 1/Chapter 08 - Web Applications/SPA_Vol1_Ch8_Lesson8_2a_Routing_EXTENDED.docx
+++ b/Volume 1/Chapter 08 - Web Applications/SPA_Vol1_Ch8_Lesson8_2a_Routing_EXTENDED.docx
@@ -1183,7 +1183,7 @@
         <w:keepNext/>
       </w:pPr>
       <w:r>
-        <w:t>$openssl = "C:\Program Files\Git\mingw64\bin\openssl.exe"</w:t>
+        <w:t>$openssl = "C:\Program Files\Git\ucrt64\bin\openssl.exe"</w:t>
       </w:r>
     </w:p>
     <w:p>
@@ -29130,31 +29130,31 @@
       </w:rPr>
     </w:lvl>
   </w:abstractNum>
-  <w:num w:numId="1" w16cid:durableId="766729423">
+  <w:num w:numId="1" w16cid:durableId="1475413002">
     <w:abstractNumId w:val="8"/>
   </w:num>
-  <w:num w:numId="2" w16cid:durableId="598220573">
+  <w:num w:numId="2" w16cid:durableId="1245336278">
     <w:abstractNumId w:val="6"/>
   </w:num>
-  <w:num w:numId="3" w16cid:durableId="1115833844">
+  <w:num w:numId="3" w16cid:durableId="1240797772">
     <w:abstractNumId w:val="5"/>
   </w:num>
-  <w:num w:numId="4" w16cid:durableId="1772890156">
+  <w:num w:numId="4" w16cid:durableId="934478343">
     <w:abstractNumId w:val="4"/>
   </w:num>
-  <w:num w:numId="5" w16cid:durableId="1959877197">
+  <w:num w:numId="5" w16cid:durableId="765661435">
     <w:abstractNumId w:val="7"/>
   </w:num>
-  <w:num w:numId="6" w16cid:durableId="275527581">
+  <w:num w:numId="6" w16cid:durableId="1512259407">
     <w:abstractNumId w:val="3"/>
   </w:num>
-  <w:num w:numId="7" w16cid:durableId="1840804558">
+  <w:num w:numId="7" w16cid:durableId="759253467">
     <w:abstractNumId w:val="2"/>
   </w:num>
-  <w:num w:numId="8" w16cid:durableId="767584939">
+  <w:num w:numId="8" w16cid:durableId="317614092">
     <w:abstractNumId w:val="1"/>
   </w:num>
-  <w:num w:numId="9" w16cid:durableId="1388340176">
+  <w:num w:numId="9" w16cid:durableId="1132601093">
     <w:abstractNumId w:val="0"/>
   </w:num>
 </w:numbering>
